--- a/math-test/materials/07_第2章L7_二次方程與不等式/工具卡_二次方程與不等式.docx
+++ b/math-test/materials/07_第2章L7_二次方程與不等式/工具卡_二次方程與不等式.docx
@@ -556,22 +556,115 @@
                 <w:sz w:val="21"/>
                 <w:szCs w:val="21"/>
               </w:rPr>
-              <w:t xml:space="preserve">・公式：x ＝（−b ± √(b² − 4ac)）÷ 2a</w:t>
-            </w:r>
-          </w:p>
-          <w:p>
-            <w:pPr>
-              <w:spacing w:line="360" w:lineRule="auto" w:after="80"/>
-              <w:jc w:val="left"/>
-            </w:pPr>
-            <w:r>
-              <w:rPr>
-                <w:rFonts w:ascii="Calibri" w:hAnsi="Calibri" w:eastAsia="微軟正黑體"/>
-                <w:sz w:val="21"/>
-                <w:szCs w:val="21"/>
-              </w:rPr>
-              <w:t xml:space="preserve">・判別式：Δ ＝ b² − 4ac</w:t>
-            </w:r>
+              <w:t xml:space="preserve">・公式：</w:t>
+            </w:r>
+            <m:oMath>
+              <m:r>
+                <m:t xml:space="preserve">x</m:t>
+              </m:r>
+              <m:r>
+                <m:t xml:space="preserve">=</m:t>
+              </m:r>
+              <m:r>
+                <m:t xml:space="preserve">(</m:t>
+              </m:r>
+              <m:r>
+                <m:t xml:space="preserve">−</m:t>
+              </m:r>
+              <m:r>
+                <m:t xml:space="preserve">b</m:t>
+              </m:r>
+              <m:r>
+                <m:t xml:space="preserve">±</m:t>
+              </m:r>
+              <m:rad>
+                <m:radPr>
+                  <m:degHide m:val="1"/>
+                </m:radPr>
+                <m:deg/>
+                <m:e>
+                  <m:sSup>
+                    <m:e>
+                      <m:r>
+                        <m:t xml:space="preserve">b</m:t>
+                      </m:r>
+                    </m:e>
+                    <m:sup>
+                      <m:r>
+                        <m:t xml:space="preserve">2</m:t>
+                      </m:r>
+                    </m:sup>
+                  </m:sSup>
+                  <m:r>
+                    <m:t xml:space="preserve">−</m:t>
+                  </m:r>
+                  <m:r>
+                    <m:t xml:space="preserve">4</m:t>
+                  </m:r>
+                  <m:r>
+                    <m:t xml:space="preserve">a</m:t>
+                  </m:r>
+                  <m:r>
+                    <m:t xml:space="preserve">c</m:t>
+                  </m:r>
+                </m:e>
+              </m:rad>
+              <m:r>
+                <m:t xml:space="preserve">)</m:t>
+              </m:r>
+              <m:r>
+                <m:t xml:space="preserve">÷</m:t>
+              </m:r>
+              <m:r>
+                <m:t xml:space="preserve">2</m:t>
+              </m:r>
+              <m:r>
+                <m:t xml:space="preserve">a</m:t>
+              </m:r>
+            </m:oMath>
+          </w:p>
+          <w:p>
+            <w:pPr>
+              <w:spacing w:line="360" w:lineRule="auto" w:after="80"/>
+              <w:jc w:val="left"/>
+            </w:pPr>
+            <w:r>
+              <w:rPr>
+                <w:rFonts w:ascii="Calibri" w:hAnsi="Calibri" w:eastAsia="微軟正黑體"/>
+                <w:sz w:val="21"/>
+                <w:szCs w:val="21"/>
+              </w:rPr>
+              <w:t xml:space="preserve">・判別式：</w:t>
+            </w:r>
+            <m:oMath>
+              <m:r>
+                <m:t xml:space="preserve">Δ=</m:t>
+              </m:r>
+              <m:sSup>
+                <m:e>
+                  <m:r>
+                    <m:t xml:space="preserve">b</m:t>
+                  </m:r>
+                </m:e>
+                <m:sup>
+                  <m:r>
+                    <m:t xml:space="preserve">2</m:t>
+                  </m:r>
+                </m:sup>
+              </m:sSup>
+              <m:r>
+                <m:t xml:space="preserve">−</m:t>
+              </m:r>
+              <m:r>
+                <m:t xml:space="preserve">4</m:t>
+              </m:r>
+              <m:r>
+                <m:t xml:space="preserve">a</m:t>
+              </m:r>
+              <m:r>
+                <m:t xml:space="preserve">c</m:t>
+              </m:r>
+            </m:oMath>
           </w:p>
           <w:p>
             <w:pPr>
